--- a/Ethics Form/CDT Consent Form.docx
+++ b/Ethics Form/CDT Consent Form.docx
@@ -60,19 +60,7 @@
               <w:jc w:val="left"/>
             </w:pPr>
             <w:r>
-              <w:t>Reinforcement Learning to improve AI</w:t>
-            </w:r>
-            <w:r>
-              <w:t xml:space="preserve"> </w:t>
-            </w:r>
-            <w:r>
-              <w:t>behaviour and adaptability in a game</w:t>
-            </w:r>
-            <w:r>
-              <w:t xml:space="preserve"> </w:t>
-            </w:r>
-            <w:r>
-              <w:t>environment</w:t>
+              <w:t>Reinforcement Learning to improve AI behaviour and adaptability in a game environment</w:t>
             </w:r>
           </w:p>
         </w:tc>
@@ -199,6 +187,9 @@
       </w:r>
       <w:r>
         <w:t>compare the advantage of using reinforced machine learning ai compared to a behaviour tree ai</w:t>
+      </w:r>
+      <w:r>
+        <w:t xml:space="preserve"> in a game environment</w:t>
       </w:r>
       <w:r>
         <w:t xml:space="preserve">. The research will be written up and submitted for assessment in </w:t>
@@ -1255,6 +1246,7 @@
   <w:style w:type="character" w:default="1" w:styleId="DefaultParagraphFont">
     <w:name w:val="Default Paragraph Font"/>
     <w:uiPriority w:val="1"/>
+    <w:semiHidden/>
     <w:unhideWhenUsed/>
   </w:style>
   <w:style w:type="table" w:default="1" w:styleId="TableNormal">

--- a/Ethics Form/CDT Consent Form.docx
+++ b/Ethics Form/CDT Consent Form.docx
@@ -87,18 +87,14 @@
             <w:pPr>
               <w:jc w:val="left"/>
             </w:pPr>
-            <w:r>
-              <w:t>Tamer.Hussen@</w:t>
-            </w:r>
-            <w:r>
-              <w:t>mail</w:t>
-            </w:r>
-            <w:r>
-              <w:t>.</w:t>
-            </w:r>
-            <w:r>
-              <w:t>bcu.ac.uk</w:t>
-            </w:r>
+            <w:hyperlink r:id="rId5" w:history="1">
+              <w:r>
+                <w:rPr>
+                  <w:rStyle w:val="Hyperlink"/>
+                </w:rPr>
+                <w:t>Tamer.Hussen@mail.bcu.ac.uk</w:t>
+              </w:r>
+            </w:hyperlink>
           </w:p>
         </w:tc>
       </w:tr>
@@ -719,6 +715,12 @@
             <w:pPr>
               <w:jc w:val="left"/>
             </w:pPr>
+            <w:r>
+              <w:t xml:space="preserve">Jan </w:t>
+            </w:r>
+            <w:r>
+              <w:t>Krasniewicz</w:t>
+            </w:r>
           </w:p>
         </w:tc>
       </w:tr>

--- a/Ethics Form/CDT Consent Form.docx
+++ b/Ethics Form/CDT Consent Form.docx
@@ -161,7 +161,13 @@
         <w:t xml:space="preserve">period </w:t>
       </w:r>
       <w:r>
-        <w:t>April 2026</w:t>
+        <w:t>October</w:t>
+      </w:r>
+      <w:r>
+        <w:t xml:space="preserve"> 202</w:t>
+      </w:r>
+      <w:r>
+        <w:t>5</w:t>
       </w:r>
       <w:r>
         <w:t xml:space="preserve"> to </w:t>
@@ -188,7 +194,27 @@
         <w:t xml:space="preserve"> in a game environment</w:t>
       </w:r>
       <w:r>
-        <w:t xml:space="preserve">. The research will be written up and submitted for assessment in </w:t>
+        <w:t xml:space="preserve">. The research will be written up and submitted for assessment </w:t>
+      </w:r>
+      <w:proofErr w:type="gramStart"/>
+      <w:r>
+        <w:t>in</w:t>
+      </w:r>
+      <w:proofErr w:type="gramEnd"/>
+      <w:r>
+        <w:t xml:space="preserve"> </w:t>
+      </w:r>
+      <w:r>
+        <w:t>5</w:t>
+      </w:r>
+      <w:r>
+        <w:rPr>
+          <w:vertAlign w:val="superscript"/>
+        </w:rPr>
+        <w:t>th</w:t>
+      </w:r>
+      <w:r>
+        <w:t xml:space="preserve"> </w:t>
       </w:r>
       <w:r>
         <w:t xml:space="preserve">May 2026 </w:t>
@@ -674,6 +700,7 @@
               <w:jc w:val="left"/>
             </w:pPr>
             <w:r>
+              <w:lastRenderedPageBreak/>
               <w:t xml:space="preserve">Signature of Supervisor: </w:t>
             </w:r>
           </w:p>
@@ -702,7 +729,6 @@
               <w:jc w:val="left"/>
             </w:pPr>
             <w:r>
-              <w:lastRenderedPageBreak/>
               <w:t>Name of Supervisor:</w:t>
             </w:r>
           </w:p>
